--- a/project/documents/reportletters/LIEmailtoclient.docx
+++ b/project/documents/reportletters/LIEmailtoclient.docx
@@ -13,25 +13,7 @@
         <w:rPr>
           <w:rFonts w:cstheme="minorHAnsi"/>
         </w:rPr>
-        <w:t xml:space="preserve">LinkedIn </w:t>
-      </w:r>
-      <w:r>
-        <w:rPr>
-          <w:rFonts w:cstheme="minorHAnsi"/>
-        </w:rPr>
-        <w:t>Email</w:t>
-      </w:r>
-      <w:r>
-        <w:rPr>
-          <w:rFonts w:cstheme="minorHAnsi"/>
-        </w:rPr>
-        <w:t xml:space="preserve"> - </w:t>
-      </w:r>
-      <w:r>
-        <w:rPr>
-          <w:rFonts w:cstheme="minorHAnsi"/>
-        </w:rPr>
-        <w:t>to Client</w:t>
+        <w:t>&lt;&lt;This.clientRefNo&gt;&gt; - &lt;&lt;Item being reported&gt;&gt; - &lt;&lt;matterNo&gt;&gt;</w:t>
       </w:r>
     </w:p>
     <w:p>
@@ -57,44 +39,6 @@
           <w:rFonts w:cstheme="minorHAnsi"/>
           <w:b/>
           <w:bCs/>
-        </w:rPr>
-      </w:pPr>
-      <w:r>
-        <w:rPr>
-          <w:rFonts w:cstheme="minorHAnsi"/>
-          <w:b/>
-          <w:bCs/>
-        </w:rPr>
-        <w:t>Subject line:</w:t>
-      </w:r>
-    </w:p>
-    <w:p>
-      <w:pPr>
-        <w:spacing w:after="0" w:line="240" w:lineRule="auto"/>
-        <w:rPr>
-          <w:rFonts w:cstheme="minorHAnsi"/>
-        </w:rPr>
-      </w:pPr>
-      <w:r>
-        <w:rPr>
-          <w:rFonts w:cstheme="minorHAnsi"/>
-        </w:rPr>
-        <w:t>&lt;&lt;This.clientRefNo&gt;&gt; - &lt;&lt;Item being reported&gt;&gt; - &lt;&lt;This.matterNo&gt;&gt;</w:t>
-      </w:r>
-    </w:p>
-    <w:p>
-      <w:pPr>
-        <w:spacing w:after="0" w:line="240" w:lineRule="auto"/>
-        <w:rPr>
-          <w:rFonts w:cstheme="minorHAnsi"/>
-        </w:rPr>
-      </w:pPr>
-    </w:p>
-    <w:p>
-      <w:pPr>
-        <w:spacing w:after="0" w:line="240" w:lineRule="auto"/>
-        <w:rPr>
-          <w:rFonts w:cstheme="minorHAnsi"/>
         </w:rPr>
       </w:pPr>
     </w:p>
@@ -120,8 +64,19 @@
       <w:pPr>
         <w:spacing w:after="0" w:line="240" w:lineRule="auto"/>
       </w:pPr>
-      <w:r>
-        <w:t>MSFT Reference: &lt;&lt;This.RefNo&gt;&gt;</w:t>
+    </w:p>
+    <w:p>
+      <w:pPr>
+        <w:spacing w:after="0" w:line="240" w:lineRule="auto"/>
+      </w:pPr>
+      <w:r>
+        <w:t>MSFT Reference: &lt;&lt;</w:t>
+      </w:r>
+      <w:r>
+        <w:t>R</w:t>
+      </w:r>
+      <w:r>
+        <w:t>efNo&gt;&gt;</w:t>
       </w:r>
     </w:p>
     <w:p>
@@ -152,11 +107,6 @@
       <w:pPr>
         <w:spacing w:after="0" w:line="240" w:lineRule="auto"/>
       </w:pPr>
-    </w:p>
-    <w:p>
-      <w:pPr>
-        <w:spacing w:after="0" w:line="240" w:lineRule="auto"/>
-      </w:pPr>
       <w:r>
         <w:t>Agent: Schwegman, Lundberg &amp; Woessner (539483451)</w:t>
       </w:r>
@@ -167,15 +117,15 @@
       </w:pPr>
       <w:bookmarkStart w:id="0" w:name="_Hlk156384577"/>
       <w:r>
-        <w:t>Agent Contact: &lt;&lt;this.WAName&gt;&gt;</w:t>
-      </w:r>
-    </w:p>
-    <w:p>
-      <w:pPr>
-        <w:spacing w:after="0" w:line="240" w:lineRule="auto"/>
-      </w:pPr>
-      <w:r>
-        <w:t>Agent Contact Email: &lt;&lt;This.WAEmail&gt;&gt;</w:t>
+        <w:t>Agent Contact: &lt;&lt;WAName&gt;&gt;</w:t>
+      </w:r>
+    </w:p>
+    <w:p>
+      <w:pPr>
+        <w:spacing w:after="0" w:line="240" w:lineRule="auto"/>
+      </w:pPr>
+      <w:r>
+        <w:t>Agent Contact Email: &lt;&lt;WAEmail&gt;&gt;</w:t>
       </w:r>
     </w:p>
     <w:p>
@@ -239,11 +189,6 @@
       <w:r>
         <w:t>Application Number: &lt;&lt;This.serialNo&gt;&gt;</w:t>
       </w:r>
-    </w:p>
-    <w:p>
-      <w:pPr>
-        <w:spacing w:after="0" w:line="240" w:lineRule="auto"/>
-      </w:pPr>
     </w:p>
     <w:p>
       <w:pPr>
